--- a/AI Fundamentals Course/Week 4/Week4_Project.docx
+++ b/AI Fundamentals Course/Week 4/Week4_Project.docx
@@ -44,7 +44,7 @@
         <w:jc w:val="both"/>
       </w:pPr>
       <w:r>
-        <w:t xml:space="preserve">This capstone project synthesizes learning from all 12 weeks of the course. You will conduct a comprehensive assessment of AI opportunities and risks for a real organization or industry, integrating strategy, ethics, and technical considerations. This project demonstrates your ability to think strategically about AI implementation and navigate the complex ethical landscape of modern AI systems.</w:t>
+        <w:t>This capstone project synthesizes learning from all 4 weeks of the course. You will conduct a comprehensive assessment of AI opportunities and risks for a real organization or industry, integrating strategy, ethics, and technical considerations. This project demonstrates your ability to think strategically about AI implementation and navigate the complex ethical landscape of modern AI systems.</w:t>
       </w:r>
     </w:p>
     <w:p>
@@ -1468,7 +1468,7 @@
         <w:spacing w:after="50"/>
       </w:pPr>
       <w:r>
-        <w:t xml:space="preserve">Course materials from all 12 weeks</w:t>
+        <w:t>Course materials from all 4 weeks</w:t>
       </w:r>
     </w:p>
     <w:p>
